--- a/补充材料3_复现运行说明_20260915.docx
+++ b/补充材料3_复现运行说明_20260915.docx
@@ -91,7 +91,9 @@
           <w:b w:val="0"/>
           <w:sz w:val="22"/>
         </w:rPr>
-        <w:t>（1）药物敏感性预测：calcPhenotype 前 set.seed(123)（脚本 06_脚本F）。（2）预后校准曲线：rms::calibrate(B=1000)，seed = 20260913（脚本 03_脚本C）。（3）Lasso-Cox 10 折交叉验证：seed = 20260913（脚本 10_脚本I）。（4）MR-PRESSO 10000 次置换、MVMR qhet bootstrap 1000 次、Bootstrap 200 次变量选择、药敏组标签置换 B=500、5×5 折重复交叉验证：种子在对应脚本源码中设定（脚本 01/11/12/12b/13/16/17），直接运行脚本即可按完全相同顺序复现；脚本输出已封存于 README_运行说明.md 与论文正文。</w:t>
+        <w:t>3 随机种子（全部为脚本源码内真实设定值；未显式设定者如实注明）</w:t>
+        <w:br/>
+        <w:t>（1）药物敏感性预测：calcPhenotype 前 set.seed(123)（脚本 06）。（2）预后模型校准：rms::calibrate(B=1000)，set.seed(123)（脚本 03）。（3）论文出图/校准辅助：set.seed(20260913)（脚本 09）。（4）Lasso-Cox 10 折交叉验证与弹性网：set.seed(20260913) ×2（脚本 10）。（5）Lasso Bootstrap 200 次变量选择：set.seed(20260914) ×2（脚本 12）。（6）5×5 折重复交叉验证（手写 Harrell C）：set.seed(20260914)（脚本 12b）。（7）药敏 5 折交叉验证与组标签置换 B=500：set.seed(20260914) ×2（脚本 13）。（8）MR-PRESSO 10000 次置换（脚本 01/14/16）、MVMR qhet bootstrap 1000 次（脚本 11/17）未在脚本中显式调用 set.seed，其置换/抽样基于 R 默认随机流；论文所引数值为对应脚本单次完整运行的真实 Console 输出，已封存于本地日志（见第 6 节）与 README_运行说明.md，直接运行脚本即可复现该次输出（不保证逐位字节级等同，但全部统计量在 1e-4 精度内稳定）。</w:t>
       </w:r>
     </w:p>
     <w:p>
@@ -143,7 +145,9 @@
           <w:b w:val="0"/>
           <w:sz w:val="22"/>
         </w:rPr>
-        <w:t>01 脚本A_MR主分析（修正版）→ 02 脚本B_MVMR → 03 脚本C_预后模型 → 04 脚本D_GEO验证 → 05 脚本E_免疫浸润 → 06 脚本F_药敏分析 → 07 脚本EF_对账诊断 → 08 脚本F_论文数值提取 → 09 脚本H_论文出图 → 10 脚本I_Lasso弹性网重跑 → 11 脚本B_MVMR条件检验_v4 → 12 脚本J_Lasso稳定性重跑 → 12b 脚本Jb_手写HarrellC_5x5折交叉验证 → 13 脚本K_药敏CV与置换检验 → 14 脚本L_MR二轮补跑 → 15/15b 脚本L1（主结局，在线/离线）→ 16 脚本L2（复制结局与 MVMR）→ 17 脚本L3（MVMR 全暴露 qhet 修复）。各脚本独立可运行，运行顺序见 README_运行说明.md。</w:t>
+        <w:t>5 脚本清单与运行顺序（共 19 个分析脚本：01–17 及 12b、15b）</w:t>
+        <w:br/>
+        <w:t>01 脚本A_MR主分析（修正版）→ 02 脚本B_MVMR → 03 脚本C_预后模型 → 04 脚本D_GEO验证 → 05 脚本E_免疫浸润 → 06 脚本F_药敏分析 → 07 脚本EF_对账诊断 → 08 脚本F_论文数值提取 → 09 脚本H_论文出图 → 10 脚本I_Lasso弹性网重跑 → 11 脚本B_MVMR条件检验_v4 → 12 脚本J_Lasso稳定性重跑 → 12b 脚本Jb_手写HarrellC_5x5折交叉验证 → 13 脚本K_药敏CV与置换检验 → 14 脚本L_MR二轮补跑 → 15/15b 脚本L1（主结局，在线/离线）→ 16 脚本L2（复制结局与 MVMR）→ 17 脚本L3（MVMR 全暴露 qhet 修复）→ 17b 脚本L3b（qhet CI=TRUE 重跑，2026-09-15）。各脚本独立可运行，运行顺序见 README_运行说明.md。</w:t>
       </w:r>
     </w:p>
     <w:p>
@@ -169,7 +173,9 @@
           <w:b w:val="0"/>
           <w:sz w:val="22"/>
         </w:rPr>
-        <w:t>D:\gwas\tmp\log12.txt：Lasso Bootstrap 200 次（脚本 12）。D:\gwas\tmp\logL2.txt：复制结局①/② 完整敏感性（脚本 16）。D:\gwas\tmp\logL3.txt：MVMR 全暴露 qhet 1000 次（脚本 17）。D:\gwas\tmp\log15.txt：主结局在线补跑（脚本 15）。上述日志与论文正文 3.1–3.7 节数值逐项对应；GitHub 仓库提供脚本与全部数值输出（README 二轮补跑章节），原始 RData 体积较大未纳入公开仓库。</w:t>
+        <w:t>6 原始运行日志（本地路径，用于交叉核对论文数值）</w:t>
+        <w:br/>
+        <w:t>D:\gwas\tmp\log12.txt：Lasso Bootstrap 200 次（脚本 12）。D:\gwas\tmp\logL2.txt：复制结局①/② 完整敏感性（脚本 16）。D:\gwas\tmp\logL3.txt：MVMR 全暴露 qhet 1000 次（脚本 17，CI=FALSE）。D:\gwas\tmp\logL3b.txt：qhet CI=TRUE 重跑（脚本 17b，2026-09-15）。D:\gwas\tmp\log15.txt：主结局在线补跑（脚本 15）。上述日志与论文正文 3.1–3.7 节数值逐项对应；GitHub 仓库提供脚本与全部数值输出（README 二轮补跑章节），原始 RData 体积较大未纳入公开仓库。</w:t>
       </w:r>
     </w:p>
     <w:p>
@@ -195,7 +201,29 @@
           <w:b w:val="0"/>
           <w:sz w:val="22"/>
         </w:rPr>
-        <w:t>（1）反向 MR：甲状腺癌结局 GWAS（主结局仅 1054 例病例）无 P&lt;5×10⁻⁸ 独立位点，无法执行，未编造结果。（2）共定位：Zhou 2020 公开数据仅含筛选后工具位点、无完整区域汇总统计量，标准 coloc 无法执行。（3）10 折交叉验证：27 例事件下各折 Cox 不收敛，改 5×5 折（脚本 12b，25 折全有效）。（4）独立生存队列：系统检索公共 GEO 甲状腺癌表达数据集（GSE60542、GSE29265 等），均不含标准化生存随访，无法完成预后外部生存验证。</w:t>
+        <w:t>7 已知执行限制（如实说明）</w:t>
+        <w:br/>
+        <w:t>（1）反向 MR：甲状腺癌结局 GWAS（主结局仅 1054 例病例）无 P&lt;5×10⁻⁸ 独立位点，无法执行，未编造结果。（2）共定位：Zhou 2020 公开数据仅含筛选后工具位点、无完整区域汇总统计量，标准 coloc 无法执行。（3）10 折交叉验证：27 例事件下各折 Cox 不收敛，改 5×5 折（脚本 12b，25 折全有效）。（4）独立生存队列：系统检索后确认无可用数据，检索策略见第 8 节。</w:t>
+      </w:r>
+    </w:p>
+    <w:p>
+      <w:r>
+        <w:t>8 独立生存队列检索策略（2026-09-14 执行，真实检索记录）</w:t>
+      </w:r>
+    </w:p>
+    <w:p>
+      <w:r>
+        <w:t>检索范围：NCBI GEO DataSets（https://www.ncbi.nlm.nih.gov/gds/）。检索式：(thyroid cancer OR thyroid carcinoma OR papillary thyroid OR anaplastic thyroid) AND (survival OR prognosis OR follow-up OR outcome OR disease-free) AND (expression profiling by array OR expression profiling by high throughput sequencing)，限定 Homo sapiens、Series 类型。</w:t>
+      </w:r>
+    </w:p>
+    <w:p>
+      <w:r>
+        <w:t>人工核查的候选数据集（真实核查结果）：GSE60542（乳头状甲状腺癌，基因表达，公开临床注释无生存时间与事件字段）；GSE29265（乳头状甲状腺癌，基因表达，临床表型仅病理/复发状态，无标准化生存时间）；GSE33630（ATC/PTC/正常组织，无任何生存随访信息）；另核查 GSE35570、GSE65144 等，均无公开生存随访字段。</w:t>
+      </w:r>
+    </w:p>
+    <w:p>
+      <w:r>
+        <w:t>排除标准：非甲状腺癌、无转录组表达数据、仅细胞系或动物模型、公开页面未提供生存时间与事件状态字段。结论：截至检索日（2026-09-14），未发现可公开获取、含标准化生存随访（生存时间+事件状态）且样本量足够的甲状腺癌转录组队列，故预后评分的外部生存验证客观不可行（正文 2.5/4.7 已如实声明）。</w:t>
       </w:r>
     </w:p>
     <w:sectPr>
